--- a/00_Documentation/Proposal_Masterarbeit_MobileRobotik.docx
+++ b/00_Documentation/Proposal_Masterarbeit_MobileRobotik.docx
@@ -1,6 +1,6 @@
 
 <file path=word/document.xml><?xml version="1.0" encoding="utf-8"?>
-<w:document xmlns:wpc="http://schemas.microsoft.com/office/word/2010/wordprocessingCanvas" xmlns:cx="http://schemas.microsoft.com/office/drawing/2014/chartex" xmlns:cx1="http://schemas.microsoft.com/office/drawing/2015/9/8/chartex" xmlns:cx2="http://schemas.microsoft.com/office/drawing/2015/10/21/chartex" xmlns:cx3="http://schemas.microsoft.com/office/drawing/2016/5/9/chartex" xmlns:cx4="http://schemas.microsoft.com/office/drawing/2016/5/10/chartex" xmlns:cx5="http://schemas.microsoft.com/office/drawing/2016/5/11/chartex" xmlns:cx6="http://schemas.microsoft.com/office/drawing/2016/5/12/chartex" xmlns:cx7="http://schemas.microsoft.com/office/drawing/2016/5/13/chartex" xmlns:cx8="http://schemas.microsoft.com/office/drawing/2016/5/14/chartex" xmlns:mc="http://schemas.openxmlformats.org/markup-compatibility/2006" xmlns:aink="http://schemas.microsoft.com/office/drawing/2016/ink" xmlns:am3d="http://schemas.microsoft.com/office/drawing/2017/model3d" xmlns:o="urn:schemas-microsoft-com:office:office" xmlns:oel="http://schemas.microsoft.com/office/2019/extlst" xmlns:r="http://schemas.openxmlformats.org/officeDocument/2006/relationships" xmlns:m="http://schemas.openxmlformats.org/officeDocument/2006/math" xmlns:v="urn:schemas-microsoft-com:vml" xmlns:wp14="http://schemas.microsoft.com/office/word/2010/wordprocessingDrawing" xmlns:wp="http://schemas.openxmlformats.org/drawingml/2006/wordprocessingDrawing" xmlns:w10="urn:schemas-microsoft-com:office:word" xmlns:w="http://schemas.openxmlformats.org/wordprocessingml/2006/main" xmlns:w14="http://schemas.microsoft.com/office/word/2010/wordml" xmlns:w15="http://schemas.microsoft.com/office/word/2012/wordml" xmlns:w16cei="http://schemas.microsoft.com/office/word/2026/wordml/cei" xmlns:w16cex="http://schemas.microsoft.com/office/word/2018/wordml/cex" xmlns:w16cid="http://schemas.microsoft.com/office/word/2016/wordml/cid" xmlns:w16="http://schemas.microsoft.com/office/word/2018/wordml" xmlns:w16du="http://schemas.microsoft.com/office/word/2023/wordml/word16du" xmlns:w16sdtdh="http://schemas.microsoft.com/office/word/2020/wordml/sdtdatahash" xmlns:w16sdtfl="http://schemas.microsoft.com/office/word/2024/wordml/sdtformatlock" xmlns:w16se="http://schemas.microsoft.com/office/word/2015/wordml/symex" xmlns:wpg="http://schemas.microsoft.com/office/word/2010/wordprocessingGroup" xmlns:wpi="http://schemas.microsoft.com/office/word/2010/wordprocessingInk" xmlns:wne="http://schemas.microsoft.com/office/word/2006/wordml" xmlns:wps="http://schemas.microsoft.com/office/word/2010/wordprocessingShape" mc:Ignorable="w14 w15 w16se w16cid w16 w16cex w16sdtdh w16sdtfl w16du wp14">
+<w:document xmlns:wpc="http://schemas.microsoft.com/office/word/2010/wordprocessingCanvas" xmlns:cx="http://schemas.microsoft.com/office/drawing/2014/chartex" xmlns:cx1="http://schemas.microsoft.com/office/drawing/2015/9/8/chartex" xmlns:cx2="http://schemas.microsoft.com/office/drawing/2015/10/21/chartex" xmlns:cx3="http://schemas.microsoft.com/office/drawing/2016/5/9/chartex" xmlns:cx4="http://schemas.microsoft.com/office/drawing/2016/5/10/chartex" xmlns:cx5="http://schemas.microsoft.com/office/drawing/2016/5/11/chartex" xmlns:cx6="http://schemas.microsoft.com/office/drawing/2016/5/12/chartex" xmlns:cx7="http://schemas.microsoft.com/office/drawing/2016/5/13/chartex" xmlns:cx8="http://schemas.microsoft.com/office/drawing/2016/5/14/chartex" xmlns:mc="http://schemas.openxmlformats.org/markup-compatibility/2006" xmlns:aink="http://schemas.microsoft.com/office/drawing/2016/ink" xmlns:am3d="http://schemas.microsoft.com/office/drawing/2017/model3d" xmlns:o="urn:schemas-microsoft-com:office:office" xmlns:oel="http://schemas.microsoft.com/office/2019/extlst" xmlns:r="http://schemas.openxmlformats.org/officeDocument/2006/relationships" xmlns:m="http://schemas.openxmlformats.org/officeDocument/2006/math" xmlns:v="urn:schemas-microsoft-com:vml" xmlns:wp14="http://schemas.microsoft.com/office/word/2010/wordprocessingDrawing" xmlns:wp="http://schemas.openxmlformats.org/drawingml/2006/wordprocessingDrawing" xmlns:w10="urn:schemas-microsoft-com:office:word" xmlns:w="http://schemas.openxmlformats.org/wordprocessingml/2006/main" xmlns:w14="http://schemas.microsoft.com/office/word/2010/wordml" xmlns:w15="http://schemas.microsoft.com/office/word/2012/wordml" xmlns:w16cex="http://schemas.microsoft.com/office/word/2018/wordml/cex" xmlns:w16cid="http://schemas.microsoft.com/office/word/2016/wordml/cid" xmlns:w16="http://schemas.microsoft.com/office/word/2018/wordml" xmlns:w16du="http://schemas.microsoft.com/office/word/2023/wordml/word16du" xmlns:w16sdtdh="http://schemas.microsoft.com/office/word/2020/wordml/sdtdatahash" xmlns:w16sdtfl="http://schemas.microsoft.com/office/word/2024/wordml/sdtformatlock" xmlns:w16se="http://schemas.microsoft.com/office/word/2015/wordml/symex" xmlns:wpg="http://schemas.microsoft.com/office/word/2010/wordprocessingGroup" xmlns:wpi="http://schemas.microsoft.com/office/word/2010/wordprocessingInk" xmlns:wne="http://schemas.microsoft.com/office/word/2006/wordml" xmlns:wps="http://schemas.microsoft.com/office/word/2010/wordprocessingShape" mc:Ignorable="w14 w15 w16se w16cid w16 w16cex w16sdtdh w16sdtfl w16du wp14">
   <w:body>
     <w:tbl>
       <w:tblPr>
@@ -1238,7 +1238,7 @@
 </file>
 
 <file path=word/endnotes.xml><?xml version="1.0" encoding="utf-8"?>
-<w:endnotes xmlns:wpc="http://schemas.microsoft.com/office/word/2010/wordprocessingCanvas" xmlns:cx="http://schemas.microsoft.com/office/drawing/2014/chartex" xmlns:cx1="http://schemas.microsoft.com/office/drawing/2015/9/8/chartex" xmlns:cx2="http://schemas.microsoft.com/office/drawing/2015/10/21/chartex" xmlns:cx3="http://schemas.microsoft.com/office/drawing/2016/5/9/chartex" xmlns:cx4="http://schemas.microsoft.com/office/drawing/2016/5/10/chartex" xmlns:cx5="http://schemas.microsoft.com/office/drawing/2016/5/11/chartex" xmlns:cx6="http://schemas.microsoft.com/office/drawing/2016/5/12/chartex" xmlns:cx7="http://schemas.microsoft.com/office/drawing/2016/5/13/chartex" xmlns:cx8="http://schemas.microsoft.com/office/drawing/2016/5/14/chartex" xmlns:mc="http://schemas.openxmlformats.org/markup-compatibility/2006" xmlns:aink="http://schemas.microsoft.com/office/drawing/2016/ink" xmlns:am3d="http://schemas.microsoft.com/office/drawing/2017/model3d" xmlns:o="urn:schemas-microsoft-com:office:office" xmlns:oel="http://schemas.microsoft.com/office/2019/extlst" xmlns:r="http://schemas.openxmlformats.org/officeDocument/2006/relationships" xmlns:m="http://schemas.openxmlformats.org/officeDocument/2006/math" xmlns:v="urn:schemas-microsoft-com:vml" xmlns:wp14="http://schemas.microsoft.com/office/word/2010/wordprocessingDrawing" xmlns:wp="http://schemas.openxmlformats.org/drawingml/2006/wordprocessingDrawing" xmlns:w10="urn:schemas-microsoft-com:office:word" xmlns:w="http://schemas.openxmlformats.org/wordprocessingml/2006/main" xmlns:w14="http://schemas.microsoft.com/office/word/2010/wordml" xmlns:w15="http://schemas.microsoft.com/office/word/2012/wordml" xmlns:w16cei="http://schemas.microsoft.com/office/word/2026/wordml/cei" xmlns:w16cex="http://schemas.microsoft.com/office/word/2018/wordml/cex" xmlns:w16cid="http://schemas.microsoft.com/office/word/2016/wordml/cid" xmlns:w16="http://schemas.microsoft.com/office/word/2018/wordml" xmlns:w16du="http://schemas.microsoft.com/office/word/2023/wordml/word16du" xmlns:w16sdtdh="http://schemas.microsoft.com/office/word/2020/wordml/sdtdatahash" xmlns:w16sdtfl="http://schemas.microsoft.com/office/word/2024/wordml/sdtformatlock" xmlns:w16se="http://schemas.microsoft.com/office/word/2015/wordml/symex" xmlns:wpg="http://schemas.microsoft.com/office/word/2010/wordprocessingGroup" xmlns:wpi="http://schemas.microsoft.com/office/word/2010/wordprocessingInk" xmlns:wne="http://schemas.microsoft.com/office/word/2006/wordml" xmlns:wps="http://schemas.microsoft.com/office/word/2010/wordprocessingShape" mc:Ignorable="w14 w15 w16se w16cid w16 w16cex w16sdtdh w16sdtfl w16du wp14">
+<w:endnotes xmlns:wpc="http://schemas.microsoft.com/office/word/2010/wordprocessingCanvas" xmlns:cx="http://schemas.microsoft.com/office/drawing/2014/chartex" xmlns:cx1="http://schemas.microsoft.com/office/drawing/2015/9/8/chartex" xmlns:cx2="http://schemas.microsoft.com/office/drawing/2015/10/21/chartex" xmlns:cx3="http://schemas.microsoft.com/office/drawing/2016/5/9/chartex" xmlns:cx4="http://schemas.microsoft.com/office/drawing/2016/5/10/chartex" xmlns:cx5="http://schemas.microsoft.com/office/drawing/2016/5/11/chartex" xmlns:cx6="http://schemas.microsoft.com/office/drawing/2016/5/12/chartex" xmlns:cx7="http://schemas.microsoft.com/office/drawing/2016/5/13/chartex" xmlns:cx8="http://schemas.microsoft.com/office/drawing/2016/5/14/chartex" xmlns:mc="http://schemas.openxmlformats.org/markup-compatibility/2006" xmlns:aink="http://schemas.microsoft.com/office/drawing/2016/ink" xmlns:am3d="http://schemas.microsoft.com/office/drawing/2017/model3d" xmlns:o="urn:schemas-microsoft-com:office:office" xmlns:oel="http://schemas.microsoft.com/office/2019/extlst" xmlns:r="http://schemas.openxmlformats.org/officeDocument/2006/relationships" xmlns:m="http://schemas.openxmlformats.org/officeDocument/2006/math" xmlns:v="urn:schemas-microsoft-com:vml" xmlns:wp14="http://schemas.microsoft.com/office/word/2010/wordprocessingDrawing" xmlns:wp="http://schemas.openxmlformats.org/drawingml/2006/wordprocessingDrawing" xmlns:w10="urn:schemas-microsoft-com:office:word" xmlns:w="http://schemas.openxmlformats.org/wordprocessingml/2006/main" xmlns:w14="http://schemas.microsoft.com/office/word/2010/wordml" xmlns:w15="http://schemas.microsoft.com/office/word/2012/wordml" xmlns:w16cex="http://schemas.microsoft.com/office/word/2018/wordml/cex" xmlns:w16cid="http://schemas.microsoft.com/office/word/2016/wordml/cid" xmlns:w16="http://schemas.microsoft.com/office/word/2018/wordml" xmlns:w16du="http://schemas.microsoft.com/office/word/2023/wordml/word16du" xmlns:w16sdtdh="http://schemas.microsoft.com/office/word/2020/wordml/sdtdatahash" xmlns:w16sdtfl="http://schemas.microsoft.com/office/word/2024/wordml/sdtformatlock" xmlns:w16se="http://schemas.microsoft.com/office/word/2015/wordml/symex" xmlns:wpg="http://schemas.microsoft.com/office/word/2010/wordprocessingGroup" xmlns:wpi="http://schemas.microsoft.com/office/word/2010/wordprocessingInk" xmlns:wne="http://schemas.microsoft.com/office/word/2006/wordml" xmlns:wps="http://schemas.microsoft.com/office/word/2010/wordprocessingShape" mc:Ignorable="w14 w15 w16se w16cid w16 w16cex w16sdtdh w16sdtfl w16du wp14">
   <w:endnote w:type="separator" w:id="-1">
     <w:p>
       <w:r>
@@ -1257,7 +1257,7 @@
 </file>
 
 <file path=word/footer1.xml><?xml version="1.0" encoding="utf-8"?>
-<w:ftr xmlns:wpc="http://schemas.microsoft.com/office/word/2010/wordprocessingCanvas" xmlns:cx="http://schemas.microsoft.com/office/drawing/2014/chartex" xmlns:cx1="http://schemas.microsoft.com/office/drawing/2015/9/8/chartex" xmlns:cx2="http://schemas.microsoft.com/office/drawing/2015/10/21/chartex" xmlns:cx3="http://schemas.microsoft.com/office/drawing/2016/5/9/chartex" xmlns:cx4="http://schemas.microsoft.com/office/drawing/2016/5/10/chartex" xmlns:cx5="http://schemas.microsoft.com/office/drawing/2016/5/11/chartex" xmlns:cx6="http://schemas.microsoft.com/office/drawing/2016/5/12/chartex" xmlns:cx7="http://schemas.microsoft.com/office/drawing/2016/5/13/chartex" xmlns:cx8="http://schemas.microsoft.com/office/drawing/2016/5/14/chartex" xmlns:mc="http://schemas.openxmlformats.org/markup-compatibility/2006" xmlns:aink="http://schemas.microsoft.com/office/drawing/2016/ink" xmlns:am3d="http://schemas.microsoft.com/office/drawing/2017/model3d" xmlns:o="urn:schemas-microsoft-com:office:office" xmlns:oel="http://schemas.microsoft.com/office/2019/extlst" xmlns:r="http://schemas.openxmlformats.org/officeDocument/2006/relationships" xmlns:m="http://schemas.openxmlformats.org/officeDocument/2006/math" xmlns:v="urn:schemas-microsoft-com:vml" xmlns:wp14="http://schemas.microsoft.com/office/word/2010/wordprocessingDrawing" xmlns:wp="http://schemas.openxmlformats.org/drawingml/2006/wordprocessingDrawing" xmlns:w10="urn:schemas-microsoft-com:office:word" xmlns:w="http://schemas.openxmlformats.org/wordprocessingml/2006/main" xmlns:w14="http://schemas.microsoft.com/office/word/2010/wordml" xmlns:w15="http://schemas.microsoft.com/office/word/2012/wordml" xmlns:w16cei="http://schemas.microsoft.com/office/word/2026/wordml/cei" xmlns:w16cex="http://schemas.microsoft.com/office/word/2018/wordml/cex" xmlns:w16cid="http://schemas.microsoft.com/office/word/2016/wordml/cid" xmlns:w16="http://schemas.microsoft.com/office/word/2018/wordml" xmlns:w16du="http://schemas.microsoft.com/office/word/2023/wordml/word16du" xmlns:w16sdtdh="http://schemas.microsoft.com/office/word/2020/wordml/sdtdatahash" xmlns:w16sdtfl="http://schemas.microsoft.com/office/word/2024/wordml/sdtformatlock" xmlns:w16se="http://schemas.microsoft.com/office/word/2015/wordml/symex" xmlns:wpg="http://schemas.microsoft.com/office/word/2010/wordprocessingGroup" xmlns:wpi="http://schemas.microsoft.com/office/word/2010/wordprocessingInk" xmlns:wne="http://schemas.microsoft.com/office/word/2006/wordml" xmlns:wps="http://schemas.microsoft.com/office/word/2010/wordprocessingShape" mc:Ignorable="w14 w15 w16se w16cid w16 w16cex w16sdtdh w16sdtfl w16du wp14">
+<w:ftr xmlns:wpc="http://schemas.microsoft.com/office/word/2010/wordprocessingCanvas" xmlns:cx="http://schemas.microsoft.com/office/drawing/2014/chartex" xmlns:cx1="http://schemas.microsoft.com/office/drawing/2015/9/8/chartex" xmlns:cx2="http://schemas.microsoft.com/office/drawing/2015/10/21/chartex" xmlns:cx3="http://schemas.microsoft.com/office/drawing/2016/5/9/chartex" xmlns:cx4="http://schemas.microsoft.com/office/drawing/2016/5/10/chartex" xmlns:cx5="http://schemas.microsoft.com/office/drawing/2016/5/11/chartex" xmlns:cx6="http://schemas.microsoft.com/office/drawing/2016/5/12/chartex" xmlns:cx7="http://schemas.microsoft.com/office/drawing/2016/5/13/chartex" xmlns:cx8="http://schemas.microsoft.com/office/drawing/2016/5/14/chartex" xmlns:mc="http://schemas.openxmlformats.org/markup-compatibility/2006" xmlns:aink="http://schemas.microsoft.com/office/drawing/2016/ink" xmlns:am3d="http://schemas.microsoft.com/office/drawing/2017/model3d" xmlns:o="urn:schemas-microsoft-com:office:office" xmlns:oel="http://schemas.microsoft.com/office/2019/extlst" xmlns:r="http://schemas.openxmlformats.org/officeDocument/2006/relationships" xmlns:m="http://schemas.openxmlformats.org/officeDocument/2006/math" xmlns:v="urn:schemas-microsoft-com:vml" xmlns:wp14="http://schemas.microsoft.com/office/word/2010/wordprocessingDrawing" xmlns:wp="http://schemas.openxmlformats.org/drawingml/2006/wordprocessingDrawing" xmlns:w10="urn:schemas-microsoft-com:office:word" xmlns:w="http://schemas.openxmlformats.org/wordprocessingml/2006/main" xmlns:w14="http://schemas.microsoft.com/office/word/2010/wordml" xmlns:w15="http://schemas.microsoft.com/office/word/2012/wordml" xmlns:w16cex="http://schemas.microsoft.com/office/word/2018/wordml/cex" xmlns:w16cid="http://schemas.microsoft.com/office/word/2016/wordml/cid" xmlns:w16="http://schemas.microsoft.com/office/word/2018/wordml" xmlns:w16du="http://schemas.microsoft.com/office/word/2023/wordml/word16du" xmlns:w16sdtdh="http://schemas.microsoft.com/office/word/2020/wordml/sdtdatahash" xmlns:w16sdtfl="http://schemas.microsoft.com/office/word/2024/wordml/sdtformatlock" xmlns:w16se="http://schemas.microsoft.com/office/word/2015/wordml/symex" xmlns:wpg="http://schemas.microsoft.com/office/word/2010/wordprocessingGroup" xmlns:wpi="http://schemas.microsoft.com/office/word/2010/wordprocessingInk" xmlns:wne="http://schemas.microsoft.com/office/word/2006/wordml" xmlns:wps="http://schemas.microsoft.com/office/word/2010/wordprocessingShape" mc:Ignorable="w14 w15 w16se w16cid w16 w16cex w16sdtdh w16sdtfl w16du wp14">
   <w:tbl>
     <w:tblPr>
       <w:tblW w:w="0" w:type="auto"/>
@@ -1413,7 +1413,7 @@
 </file>
 
 <file path=word/footnotes.xml><?xml version="1.0" encoding="utf-8"?>
-<w:footnotes xmlns:wpc="http://schemas.microsoft.com/office/word/2010/wordprocessingCanvas" xmlns:cx="http://schemas.microsoft.com/office/drawing/2014/chartex" xmlns:cx1="http://schemas.microsoft.com/office/drawing/2015/9/8/chartex" xmlns:cx2="http://schemas.microsoft.com/office/drawing/2015/10/21/chartex" xmlns:cx3="http://schemas.microsoft.com/office/drawing/2016/5/9/chartex" xmlns:cx4="http://schemas.microsoft.com/office/drawing/2016/5/10/chartex" xmlns:cx5="http://schemas.microsoft.com/office/drawing/2016/5/11/chartex" xmlns:cx6="http://schemas.microsoft.com/office/drawing/2016/5/12/chartex" xmlns:cx7="http://schemas.microsoft.com/office/drawing/2016/5/13/chartex" xmlns:cx8="http://schemas.microsoft.com/office/drawing/2016/5/14/chartex" xmlns:mc="http://schemas.openxmlformats.org/markup-compatibility/2006" xmlns:aink="http://schemas.microsoft.com/office/drawing/2016/ink" xmlns:am3d="http://schemas.microsoft.com/office/drawing/2017/model3d" xmlns:o="urn:schemas-microsoft-com:office:office" xmlns:oel="http://schemas.microsoft.com/office/2019/extlst" xmlns:r="http://schemas.openxmlformats.org/officeDocument/2006/relationships" xmlns:m="http://schemas.openxmlformats.org/officeDocument/2006/math" xmlns:v="urn:schemas-microsoft-com:vml" xmlns:wp14="http://schemas.microsoft.com/office/word/2010/wordprocessingDrawing" xmlns:wp="http://schemas.openxmlformats.org/drawingml/2006/wordprocessingDrawing" xmlns:w10="urn:schemas-microsoft-com:office:word" xmlns:w="http://schemas.openxmlformats.org/wordprocessingml/2006/main" xmlns:w14="http://schemas.microsoft.com/office/word/2010/wordml" xmlns:w15="http://schemas.microsoft.com/office/word/2012/wordml" xmlns:w16cei="http://schemas.microsoft.com/office/word/2026/wordml/cei" xmlns:w16cex="http://schemas.microsoft.com/office/word/2018/wordml/cex" xmlns:w16cid="http://schemas.microsoft.com/office/word/2016/wordml/cid" xmlns:w16="http://schemas.microsoft.com/office/word/2018/wordml" xmlns:w16du="http://schemas.microsoft.com/office/word/2023/wordml/word16du" xmlns:w16sdtdh="http://schemas.microsoft.com/office/word/2020/wordml/sdtdatahash" xmlns:w16sdtfl="http://schemas.microsoft.com/office/word/2024/wordml/sdtformatlock" xmlns:w16se="http://schemas.microsoft.com/office/word/2015/wordml/symex" xmlns:wpg="http://schemas.microsoft.com/office/word/2010/wordprocessingGroup" xmlns:wpi="http://schemas.microsoft.com/office/word/2010/wordprocessingInk" xmlns:wne="http://schemas.microsoft.com/office/word/2006/wordml" xmlns:wps="http://schemas.microsoft.com/office/word/2010/wordprocessingShape" mc:Ignorable="w14 w15 w16se w16cid w16 w16cex w16sdtdh w16sdtfl w16du wp14">
+<w:footnotes xmlns:wpc="http://schemas.microsoft.com/office/word/2010/wordprocessingCanvas" xmlns:cx="http://schemas.microsoft.com/office/drawing/2014/chartex" xmlns:cx1="http://schemas.microsoft.com/office/drawing/2015/9/8/chartex" xmlns:cx2="http://schemas.microsoft.com/office/drawing/2015/10/21/chartex" xmlns:cx3="http://schemas.microsoft.com/office/drawing/2016/5/9/chartex" xmlns:cx4="http://schemas.microsoft.com/office/drawing/2016/5/10/chartex" xmlns:cx5="http://schemas.microsoft.com/office/drawing/2016/5/11/chartex" xmlns:cx6="http://schemas.microsoft.com/office/drawing/2016/5/12/chartex" xmlns:cx7="http://schemas.microsoft.com/office/drawing/2016/5/13/chartex" xmlns:cx8="http://schemas.microsoft.com/office/drawing/2016/5/14/chartex" xmlns:mc="http://schemas.openxmlformats.org/markup-compatibility/2006" xmlns:aink="http://schemas.microsoft.com/office/drawing/2016/ink" xmlns:am3d="http://schemas.microsoft.com/office/drawing/2017/model3d" xmlns:o="urn:schemas-microsoft-com:office:office" xmlns:oel="http://schemas.microsoft.com/office/2019/extlst" xmlns:r="http://schemas.openxmlformats.org/officeDocument/2006/relationships" xmlns:m="http://schemas.openxmlformats.org/officeDocument/2006/math" xmlns:v="urn:schemas-microsoft-com:vml" xmlns:wp14="http://schemas.microsoft.com/office/word/2010/wordprocessingDrawing" xmlns:wp="http://schemas.openxmlformats.org/drawingml/2006/wordprocessingDrawing" xmlns:w10="urn:schemas-microsoft-com:office:word" xmlns:w="http://schemas.openxmlformats.org/wordprocessingml/2006/main" xmlns:w14="http://schemas.microsoft.com/office/word/2010/wordml" xmlns:w15="http://schemas.microsoft.com/office/word/2012/wordml" xmlns:w16cex="http://schemas.microsoft.com/office/word/2018/wordml/cex" xmlns:w16cid="http://schemas.microsoft.com/office/word/2016/wordml/cid" xmlns:w16="http://schemas.microsoft.com/office/word/2018/wordml" xmlns:w16du="http://schemas.microsoft.com/office/word/2023/wordml/word16du" xmlns:w16sdtdh="http://schemas.microsoft.com/office/word/2020/wordml/sdtdatahash" xmlns:w16sdtfl="http://schemas.microsoft.com/office/word/2024/wordml/sdtformatlock" xmlns:w16se="http://schemas.microsoft.com/office/word/2015/wordml/symex" xmlns:wpg="http://schemas.microsoft.com/office/word/2010/wordprocessingGroup" xmlns:wpi="http://schemas.microsoft.com/office/word/2010/wordprocessingInk" xmlns:wne="http://schemas.microsoft.com/office/word/2006/wordml" xmlns:wps="http://schemas.microsoft.com/office/word/2010/wordprocessingShape" mc:Ignorable="w14 w15 w16se w16cid w16 w16cex w16sdtdh w16sdtfl w16du wp14">
   <w:footnote w:type="separator" w:id="-1">
     <w:p>
       <w:r>
@@ -1432,7 +1432,7 @@
 </file>
 
 <file path=word/header1.xml><?xml version="1.0" encoding="utf-8"?>
-<w:hdr xmlns:wpc="http://schemas.microsoft.com/office/word/2010/wordprocessingCanvas" xmlns:cx="http://schemas.microsoft.com/office/drawing/2014/chartex" xmlns:cx1="http://schemas.microsoft.com/office/drawing/2015/9/8/chartex" xmlns:cx2="http://schemas.microsoft.com/office/drawing/2015/10/21/chartex" xmlns:cx3="http://schemas.microsoft.com/office/drawing/2016/5/9/chartex" xmlns:cx4="http://schemas.microsoft.com/office/drawing/2016/5/10/chartex" xmlns:cx5="http://schemas.microsoft.com/office/drawing/2016/5/11/chartex" xmlns:cx6="http://schemas.microsoft.com/office/drawing/2016/5/12/chartex" xmlns:cx7="http://schemas.microsoft.com/office/drawing/2016/5/13/chartex" xmlns:cx8="http://schemas.microsoft.com/office/drawing/2016/5/14/chartex" xmlns:mc="http://schemas.openxmlformats.org/markup-compatibility/2006" xmlns:aink="http://schemas.microsoft.com/office/drawing/2016/ink" xmlns:am3d="http://schemas.microsoft.com/office/drawing/2017/model3d" xmlns:o="urn:schemas-microsoft-com:office:office" xmlns:oel="http://schemas.microsoft.com/office/2019/extlst" xmlns:r="http://schemas.openxmlformats.org/officeDocument/2006/relationships" xmlns:m="http://schemas.openxmlformats.org/officeDocument/2006/math" xmlns:v="urn:schemas-microsoft-com:vml" xmlns:wp14="http://schemas.microsoft.com/office/word/2010/wordprocessingDrawing" xmlns:wp="http://schemas.openxmlformats.org/drawingml/2006/wordprocessingDrawing" xmlns:w10="urn:schemas-microsoft-com:office:word" xmlns:w="http://schemas.openxmlformats.org/wordprocessingml/2006/main" xmlns:w14="http://schemas.microsoft.com/office/word/2010/wordml" xmlns:w15="http://schemas.microsoft.com/office/word/2012/wordml" xmlns:w16cei="http://schemas.microsoft.com/office/word/2026/wordml/cei" xmlns:w16cex="http://schemas.microsoft.com/office/word/2018/wordml/cex" xmlns:w16cid="http://schemas.microsoft.com/office/word/2016/wordml/cid" xmlns:w16="http://schemas.microsoft.com/office/word/2018/wordml" xmlns:w16du="http://schemas.microsoft.com/office/word/2023/wordml/word16du" xmlns:w16sdtdh="http://schemas.microsoft.com/office/word/2020/wordml/sdtdatahash" xmlns:w16sdtfl="http://schemas.microsoft.com/office/word/2024/wordml/sdtformatlock" xmlns:w16se="http://schemas.microsoft.com/office/word/2015/wordml/symex" xmlns:wpg="http://schemas.microsoft.com/office/word/2010/wordprocessingGroup" xmlns:wpi="http://schemas.microsoft.com/office/word/2010/wordprocessingInk" xmlns:wne="http://schemas.microsoft.com/office/word/2006/wordml" xmlns:wps="http://schemas.microsoft.com/office/word/2010/wordprocessingShape" mc:Ignorable="w14 w15 w16se w16cid w16 w16cex w16sdtdh w16sdtfl w16du wp14">
+<w:hdr xmlns:wpc="http://schemas.microsoft.com/office/word/2010/wordprocessingCanvas" xmlns:cx="http://schemas.microsoft.com/office/drawing/2014/chartex" xmlns:cx1="http://schemas.microsoft.com/office/drawing/2015/9/8/chartex" xmlns:cx2="http://schemas.microsoft.com/office/drawing/2015/10/21/chartex" xmlns:cx3="http://schemas.microsoft.com/office/drawing/2016/5/9/chartex" xmlns:cx4="http://schemas.microsoft.com/office/drawing/2016/5/10/chartex" xmlns:cx5="http://schemas.microsoft.com/office/drawing/2016/5/11/chartex" xmlns:cx6="http://schemas.microsoft.com/office/drawing/2016/5/12/chartex" xmlns:cx7="http://schemas.microsoft.com/office/drawing/2016/5/13/chartex" xmlns:cx8="http://schemas.microsoft.com/office/drawing/2016/5/14/chartex" xmlns:mc="http://schemas.openxmlformats.org/markup-compatibility/2006" xmlns:aink="http://schemas.microsoft.com/office/drawing/2016/ink" xmlns:am3d="http://schemas.microsoft.com/office/drawing/2017/model3d" xmlns:o="urn:schemas-microsoft-com:office:office" xmlns:oel="http://schemas.microsoft.com/office/2019/extlst" xmlns:r="http://schemas.openxmlformats.org/officeDocument/2006/relationships" xmlns:m="http://schemas.openxmlformats.org/officeDocument/2006/math" xmlns:v="urn:schemas-microsoft-com:vml" xmlns:wp14="http://schemas.microsoft.com/office/word/2010/wordprocessingDrawing" xmlns:wp="http://schemas.openxmlformats.org/drawingml/2006/wordprocessingDrawing" xmlns:w10="urn:schemas-microsoft-com:office:word" xmlns:w="http://schemas.openxmlformats.org/wordprocessingml/2006/main" xmlns:w14="http://schemas.microsoft.com/office/word/2010/wordml" xmlns:w15="http://schemas.microsoft.com/office/word/2012/wordml" xmlns:w16cex="http://schemas.microsoft.com/office/word/2018/wordml/cex" xmlns:w16cid="http://schemas.microsoft.com/office/word/2016/wordml/cid" xmlns:w16="http://schemas.microsoft.com/office/word/2018/wordml" xmlns:w16du="http://schemas.microsoft.com/office/word/2023/wordml/word16du" xmlns:w16sdtdh="http://schemas.microsoft.com/office/word/2020/wordml/sdtdatahash" xmlns:w16sdtfl="http://schemas.microsoft.com/office/word/2024/wordml/sdtformatlock" xmlns:w16se="http://schemas.microsoft.com/office/word/2015/wordml/symex" xmlns:wpg="http://schemas.microsoft.com/office/word/2010/wordprocessingGroup" xmlns:wpi="http://schemas.microsoft.com/office/word/2010/wordprocessingInk" xmlns:wne="http://schemas.microsoft.com/office/word/2006/wordml" xmlns:wps="http://schemas.microsoft.com/office/word/2010/wordprocessingShape" mc:Ignorable="w14 w15 w16se w16cid w16 w16cex w16sdtdh w16sdtfl w16du wp14">
   <w:tbl>
     <w:tblPr>
       <w:tblW w:w="10090" w:type="dxa"/>
@@ -1481,7 +1481,7 @@
               <w:lang w:eastAsia="de-DE"/>
             </w:rPr>
             <w:drawing>
-              <wp:anchor distT="0" distB="0" distL="114300" distR="114300" simplePos="0" relativeHeight="251723776" behindDoc="0" locked="0" layoutInCell="1" allowOverlap="1" wp14:anchorId="4E58825B" wp14:editId="4E58825C">
+              <wp:anchor distT="0" distB="0" distL="114300" distR="114300" simplePos="0" relativeHeight="251657216" behindDoc="0" locked="0" layoutInCell="1" allowOverlap="1" wp14:anchorId="4E58825B" wp14:editId="4E58825C">
                 <wp:simplePos x="0" y="0"/>
                 <wp:positionH relativeFrom="column">
                   <wp:posOffset>-24130</wp:posOffset>
@@ -1658,7 +1658,7 @@
               <w:sz w:val="24"/>
               <w:szCs w:val="24"/>
             </w:rPr>
-            <w:t xml:space="preserve">Integration autonomer mobiler Roboter in der Uhrmacherei: </w:t>
+            <w:t>Standardisiertes Integrationskonzept für Robotersysteme</w:t>
           </w:r>
         </w:p>
         <w:p>
@@ -1676,7 +1676,7 @@
               <w:sz w:val="24"/>
               <w:szCs w:val="24"/>
             </w:rPr>
-            <w:t>Entwicklung einer Software-Schnittstelle zur Ansteuerung mobiler Roboter</w:t>
+            <w:t xml:space="preserve"> in Automatisierungsprojekten der ETA SA</w:t>
           </w:r>
         </w:p>
       </w:tc>
@@ -1750,7 +1750,7 @@
 </file>
 
 <file path=word/header2.xml><?xml version="1.0" encoding="utf-8"?>
-<w:hdr xmlns:wpc="http://schemas.microsoft.com/office/word/2010/wordprocessingCanvas" xmlns:cx="http://schemas.microsoft.com/office/drawing/2014/chartex" xmlns:cx1="http://schemas.microsoft.com/office/drawing/2015/9/8/chartex" xmlns:cx2="http://schemas.microsoft.com/office/drawing/2015/10/21/chartex" xmlns:cx3="http://schemas.microsoft.com/office/drawing/2016/5/9/chartex" xmlns:cx4="http://schemas.microsoft.com/office/drawing/2016/5/10/chartex" xmlns:cx5="http://schemas.microsoft.com/office/drawing/2016/5/11/chartex" xmlns:cx6="http://schemas.microsoft.com/office/drawing/2016/5/12/chartex" xmlns:cx7="http://schemas.microsoft.com/office/drawing/2016/5/13/chartex" xmlns:cx8="http://schemas.microsoft.com/office/drawing/2016/5/14/chartex" xmlns:mc="http://schemas.openxmlformats.org/markup-compatibility/2006" xmlns:aink="http://schemas.microsoft.com/office/drawing/2016/ink" xmlns:am3d="http://schemas.microsoft.com/office/drawing/2017/model3d" xmlns:o="urn:schemas-microsoft-com:office:office" xmlns:oel="http://schemas.microsoft.com/office/2019/extlst" xmlns:r="http://schemas.openxmlformats.org/officeDocument/2006/relationships" xmlns:m="http://schemas.openxmlformats.org/officeDocument/2006/math" xmlns:v="urn:schemas-microsoft-com:vml" xmlns:wp14="http://schemas.microsoft.com/office/word/2010/wordprocessingDrawing" xmlns:wp="http://schemas.openxmlformats.org/drawingml/2006/wordprocessingDrawing" xmlns:w10="urn:schemas-microsoft-com:office:word" xmlns:w="http://schemas.openxmlformats.org/wordprocessingml/2006/main" xmlns:w14="http://schemas.microsoft.com/office/word/2010/wordml" xmlns:w15="http://schemas.microsoft.com/office/word/2012/wordml" xmlns:w16cei="http://schemas.microsoft.com/office/word/2026/wordml/cei" xmlns:w16cex="http://schemas.microsoft.com/office/word/2018/wordml/cex" xmlns:w16cid="http://schemas.microsoft.com/office/word/2016/wordml/cid" xmlns:w16="http://schemas.microsoft.com/office/word/2018/wordml" xmlns:w16du="http://schemas.microsoft.com/office/word/2023/wordml/word16du" xmlns:w16sdtdh="http://schemas.microsoft.com/office/word/2020/wordml/sdtdatahash" xmlns:w16sdtfl="http://schemas.microsoft.com/office/word/2024/wordml/sdtformatlock" xmlns:w16se="http://schemas.microsoft.com/office/word/2015/wordml/symex" xmlns:wpg="http://schemas.microsoft.com/office/word/2010/wordprocessingGroup" xmlns:wpi="http://schemas.microsoft.com/office/word/2010/wordprocessingInk" xmlns:wne="http://schemas.microsoft.com/office/word/2006/wordml" xmlns:wps="http://schemas.microsoft.com/office/word/2010/wordprocessingShape" mc:Ignorable="w14 w15 w16se w16cid w16 w16cex w16sdtdh w16sdtfl w16du wp14">
+<w:hdr xmlns:wpc="http://schemas.microsoft.com/office/word/2010/wordprocessingCanvas" xmlns:cx="http://schemas.microsoft.com/office/drawing/2014/chartex" xmlns:cx1="http://schemas.microsoft.com/office/drawing/2015/9/8/chartex" xmlns:cx2="http://schemas.microsoft.com/office/drawing/2015/10/21/chartex" xmlns:cx3="http://schemas.microsoft.com/office/drawing/2016/5/9/chartex" xmlns:cx4="http://schemas.microsoft.com/office/drawing/2016/5/10/chartex" xmlns:cx5="http://schemas.microsoft.com/office/drawing/2016/5/11/chartex" xmlns:cx6="http://schemas.microsoft.com/office/drawing/2016/5/12/chartex" xmlns:cx7="http://schemas.microsoft.com/office/drawing/2016/5/13/chartex" xmlns:cx8="http://schemas.microsoft.com/office/drawing/2016/5/14/chartex" xmlns:mc="http://schemas.openxmlformats.org/markup-compatibility/2006" xmlns:aink="http://schemas.microsoft.com/office/drawing/2016/ink" xmlns:am3d="http://schemas.microsoft.com/office/drawing/2017/model3d" xmlns:o="urn:schemas-microsoft-com:office:office" xmlns:oel="http://schemas.microsoft.com/office/2019/extlst" xmlns:r="http://schemas.openxmlformats.org/officeDocument/2006/relationships" xmlns:m="http://schemas.openxmlformats.org/officeDocument/2006/math" xmlns:v="urn:schemas-microsoft-com:vml" xmlns:wp14="http://schemas.microsoft.com/office/word/2010/wordprocessingDrawing" xmlns:wp="http://schemas.openxmlformats.org/drawingml/2006/wordprocessingDrawing" xmlns:w10="urn:schemas-microsoft-com:office:word" xmlns:w="http://schemas.openxmlformats.org/wordprocessingml/2006/main" xmlns:w14="http://schemas.microsoft.com/office/word/2010/wordml" xmlns:w15="http://schemas.microsoft.com/office/word/2012/wordml" xmlns:w16cex="http://schemas.microsoft.com/office/word/2018/wordml/cex" xmlns:w16cid="http://schemas.microsoft.com/office/word/2016/wordml/cid" xmlns:w16="http://schemas.microsoft.com/office/word/2018/wordml" xmlns:w16du="http://schemas.microsoft.com/office/word/2023/wordml/word16du" xmlns:w16sdtdh="http://schemas.microsoft.com/office/word/2020/wordml/sdtdatahash" xmlns:w16sdtfl="http://schemas.microsoft.com/office/word/2024/wordml/sdtformatlock" xmlns:w16se="http://schemas.microsoft.com/office/word/2015/wordml/symex" xmlns:wpg="http://schemas.microsoft.com/office/word/2010/wordprocessingGroup" xmlns:wpi="http://schemas.microsoft.com/office/word/2010/wordprocessingInk" xmlns:wne="http://schemas.microsoft.com/office/word/2006/wordml" xmlns:wps="http://schemas.microsoft.com/office/word/2010/wordprocessingShape" mc:Ignorable="w14 w15 w16se w16cid w16 w16cex w16sdtdh w16sdtfl w16du wp14">
   <w:tbl>
     <w:tblPr>
       <w:tblW w:w="0" w:type="auto"/>
@@ -1793,7 +1793,7 @@
             <w:rPr>
               <w:color w:val="000000"/>
             </w:rPr>
-            <w:object w:dxaOrig="1872" w:dyaOrig="720" w14:anchorId="4E58825D">
+            <w:object w:dxaOrig="1878" w:dyaOrig="726" w14:anchorId="4E58825D">
               <v:shapetype id="_x0000_t75" coordsize="21600,21600" o:spt="75" o:preferrelative="t" path="m@4@5l@4@11@9@11@9@5xe" filled="f" stroked="f">
                 <v:stroke joinstyle="miter"/>
                 <v:formulas>
@@ -1813,10 +1813,10 @@
                 <v:path o:extrusionok="f" gradientshapeok="t" o:connecttype="rect"/>
                 <o:lock v:ext="edit" aspectratio="t"/>
               </v:shapetype>
-              <v:shape id="_x0000_i1025" type="#_x0000_t75" style="width:93.9pt;height:36.3pt" filled="t">
+              <v:shape id="_x0000_i1025" type="#_x0000_t75" style="width:94.05pt;height:36.6pt" filled="t">
                 <v:imagedata r:id="rId1" o:title=""/>
               </v:shape>
-              <o:OLEObject Type="Embed" ProgID="Word.Picture.8" ShapeID="_x0000_i1025" DrawAspect="Content" ObjectID="_1846657714" r:id="rId2"/>
+              <o:OLEObject Type="Embed" ProgID="Word.Picture.8" ShapeID="_x0000_i1025" DrawAspect="Content" ObjectID="_1848049576" r:id="rId2"/>
             </w:object>
           </w:r>
         </w:p>
@@ -2035,11 +2035,11 @@
             <w:rPr>
               <w:color w:val="000000"/>
             </w:rPr>
-            <w:object w:dxaOrig="1872" w:dyaOrig="720" w14:anchorId="4E58825E">
-              <v:shape id="_x0000_i1026" type="#_x0000_t75" style="width:93.9pt;height:36.3pt" filled="t">
+            <w:object w:dxaOrig="1878" w:dyaOrig="726" w14:anchorId="4E58825E">
+              <v:shape id="_x0000_i1026" type="#_x0000_t75" style="width:94.05pt;height:36.6pt" filled="t">
                 <v:imagedata r:id="rId1" o:title=""/>
               </v:shape>
-              <o:OLEObject Type="Embed" ProgID="Word.Picture.8" ShapeID="_x0000_i1026" DrawAspect="Content" ObjectID="_1846657715" r:id="rId3"/>
+              <o:OLEObject Type="Embed" ProgID="Word.Picture.8" ShapeID="_x0000_i1026" DrawAspect="Content" ObjectID="_1848049577" r:id="rId3"/>
             </w:object>
           </w:r>
         </w:p>
@@ -2194,7 +2194,7 @@
 </file>
 
 <file path=word/numbering.xml><?xml version="1.0" encoding="utf-8"?>
-<w:numbering xmlns:wpc="http://schemas.microsoft.com/office/word/2010/wordprocessingCanvas" xmlns:cx="http://schemas.microsoft.com/office/drawing/2014/chartex" xmlns:cx1="http://schemas.microsoft.com/office/drawing/2015/9/8/chartex" xmlns:cx2="http://schemas.microsoft.com/office/drawing/2015/10/21/chartex" xmlns:cx3="http://schemas.microsoft.com/office/drawing/2016/5/9/chartex" xmlns:cx4="http://schemas.microsoft.com/office/drawing/2016/5/10/chartex" xmlns:cx5="http://schemas.microsoft.com/office/drawing/2016/5/11/chartex" xmlns:cx6="http://schemas.microsoft.com/office/drawing/2016/5/12/chartex" xmlns:cx7="http://schemas.microsoft.com/office/drawing/2016/5/13/chartex" xmlns:cx8="http://schemas.microsoft.com/office/drawing/2016/5/14/chartex" xmlns:mc="http://schemas.openxmlformats.org/markup-compatibility/2006" xmlns:aink="http://schemas.microsoft.com/office/drawing/2016/ink" xmlns:am3d="http://schemas.microsoft.com/office/drawing/2017/model3d" xmlns:o="urn:schemas-microsoft-com:office:office" xmlns:oel="http://schemas.microsoft.com/office/2019/extlst" xmlns:r="http://schemas.openxmlformats.org/officeDocument/2006/relationships" xmlns:m="http://schemas.openxmlformats.org/officeDocument/2006/math" xmlns:v="urn:schemas-microsoft-com:vml" xmlns:wp14="http://schemas.microsoft.com/office/word/2010/wordprocessingDrawing" xmlns:wp="http://schemas.openxmlformats.org/drawingml/2006/wordprocessingDrawing" xmlns:w10="urn:schemas-microsoft-com:office:word" xmlns:w="http://schemas.openxmlformats.org/wordprocessingml/2006/main" xmlns:w14="http://schemas.microsoft.com/office/word/2010/wordml" xmlns:w15="http://schemas.microsoft.com/office/word/2012/wordml" xmlns:w16cei="http://schemas.microsoft.com/office/word/2026/wordml/cei" xmlns:w16cex="http://schemas.microsoft.com/office/word/2018/wordml/cex" xmlns:w16cid="http://schemas.microsoft.com/office/word/2016/wordml/cid" xmlns:w16="http://schemas.microsoft.com/office/word/2018/wordml" xmlns:w16du="http://schemas.microsoft.com/office/word/2023/wordml/word16du" xmlns:w16sdtdh="http://schemas.microsoft.com/office/word/2020/wordml/sdtdatahash" xmlns:w16sdtfl="http://schemas.microsoft.com/office/word/2024/wordml/sdtformatlock" xmlns:w16se="http://schemas.microsoft.com/office/word/2015/wordml/symex" xmlns:wpg="http://schemas.microsoft.com/office/word/2010/wordprocessingGroup" xmlns:wpi="http://schemas.microsoft.com/office/word/2010/wordprocessingInk" xmlns:wne="http://schemas.microsoft.com/office/word/2006/wordml" xmlns:wps="http://schemas.microsoft.com/office/word/2010/wordprocessingShape" mc:Ignorable="w14 w15 w16se w16cid w16 w16cex w16sdtdh w16sdtfl w16du wp14">
+<w:numbering xmlns:wpc="http://schemas.microsoft.com/office/word/2010/wordprocessingCanvas" xmlns:cx="http://schemas.microsoft.com/office/drawing/2014/chartex" xmlns:cx1="http://schemas.microsoft.com/office/drawing/2015/9/8/chartex" xmlns:cx2="http://schemas.microsoft.com/office/drawing/2015/10/21/chartex" xmlns:cx3="http://schemas.microsoft.com/office/drawing/2016/5/9/chartex" xmlns:cx4="http://schemas.microsoft.com/office/drawing/2016/5/10/chartex" xmlns:cx5="http://schemas.microsoft.com/office/drawing/2016/5/11/chartex" xmlns:cx6="http://schemas.microsoft.com/office/drawing/2016/5/12/chartex" xmlns:cx7="http://schemas.microsoft.com/office/drawing/2016/5/13/chartex" xmlns:cx8="http://schemas.microsoft.com/office/drawing/2016/5/14/chartex" xmlns:mc="http://schemas.openxmlformats.org/markup-compatibility/2006" xmlns:aink="http://schemas.microsoft.com/office/drawing/2016/ink" xmlns:am3d="http://schemas.microsoft.com/office/drawing/2017/model3d" xmlns:o="urn:schemas-microsoft-com:office:office" xmlns:oel="http://schemas.microsoft.com/office/2019/extlst" xmlns:r="http://schemas.openxmlformats.org/officeDocument/2006/relationships" xmlns:m="http://schemas.openxmlformats.org/officeDocument/2006/math" xmlns:v="urn:schemas-microsoft-com:vml" xmlns:wp14="http://schemas.microsoft.com/office/word/2010/wordprocessingDrawing" xmlns:wp="http://schemas.openxmlformats.org/drawingml/2006/wordprocessingDrawing" xmlns:w10="urn:schemas-microsoft-com:office:word" xmlns:w="http://schemas.openxmlformats.org/wordprocessingml/2006/main" xmlns:w14="http://schemas.microsoft.com/office/word/2010/wordml" xmlns:w15="http://schemas.microsoft.com/office/word/2012/wordml" xmlns:w16cex="http://schemas.microsoft.com/office/word/2018/wordml/cex" xmlns:w16cid="http://schemas.microsoft.com/office/word/2016/wordml/cid" xmlns:w16="http://schemas.microsoft.com/office/word/2018/wordml" xmlns:w16du="http://schemas.microsoft.com/office/word/2023/wordml/word16du" xmlns:w16sdtdh="http://schemas.microsoft.com/office/word/2020/wordml/sdtdatahash" xmlns:w16sdtfl="http://schemas.microsoft.com/office/word/2024/wordml/sdtformatlock" xmlns:w16se="http://schemas.microsoft.com/office/word/2015/wordml/symex" xmlns:wpg="http://schemas.microsoft.com/office/word/2010/wordprocessingGroup" xmlns:wpi="http://schemas.microsoft.com/office/word/2010/wordprocessingInk" xmlns:wne="http://schemas.microsoft.com/office/word/2006/wordml" xmlns:wps="http://schemas.microsoft.com/office/word/2010/wordprocessingShape" mc:Ignorable="w14 w15 w16se w16cid w16 w16cex w16sdtdh w16sdtfl w16du wp14">
   <w:abstractNum w:abstractNumId="0" w15:restartNumberingAfterBreak="0">
     <w:nsid w:val="FFFFFF88"/>
     <w:multiLevelType w:val="singleLevel"/>
@@ -7703,7 +7703,12 @@
 </file>
 
 <file path=customXml/item2.xml><?xml version="1.0" encoding="utf-8"?>
-<b:Sources xmlns:b="http://schemas.openxmlformats.org/officeDocument/2006/bibliography" xmlns="http://schemas.openxmlformats.org/officeDocument/2006/bibliography" SelectedStyle="\APASixthEditionOfficeOnline.xsl" StyleName="APA" Version="6"/>
+<?mso-contentType ?>
+<FormTemplates xmlns="http://schemas.microsoft.com/sharepoint/v3/contenttype/forms">
+  <Display>DocumentLibraryForm</Display>
+  <Edit>DocumentLibraryForm</Edit>
+  <New>DocumentLibraryForm</New>
+</FormTemplates>
 </file>
 
 <file path=customXml/item3.xml><?xml version="1.0" encoding="utf-8"?>
@@ -7843,12 +7848,7 @@
 </file>
 
 <file path=customXml/item4.xml><?xml version="1.0" encoding="utf-8"?>
-<?mso-contentType ?>
-<FormTemplates xmlns="http://schemas.microsoft.com/sharepoint/v3/contenttype/forms">
-  <Display>DocumentLibraryForm</Display>
-  <Edit>DocumentLibraryForm</Edit>
-  <New>DocumentLibraryForm</New>
-</FormTemplates>
+<b:Sources xmlns:b="http://schemas.openxmlformats.org/officeDocument/2006/bibliography" xmlns="http://schemas.openxmlformats.org/officeDocument/2006/bibliography" SelectedStyle="\APASixthEditionOfficeOnline.xsl" StyleName="APA" Version="6"/>
 </file>
 
 <file path=customXml/itemProps1.xml><?xml version="1.0" encoding="utf-8"?>
@@ -7862,9 +7862,9 @@
 </file>
 
 <file path=customXml/itemProps2.xml><?xml version="1.0" encoding="utf-8"?>
-<ds:datastoreItem xmlns:ds="http://schemas.openxmlformats.org/officeDocument/2006/customXml" ds:itemID="{A7891809-19BA-4549-9568-CF8197FC923A}">
+<ds:datastoreItem xmlns:ds="http://schemas.openxmlformats.org/officeDocument/2006/customXml" ds:itemID="{E493B384-5959-4C45-9655-8DF86CBBBA28}">
   <ds:schemaRefs>
-    <ds:schemaRef ds:uri="http://schemas.openxmlformats.org/officeDocument/2006/bibliography"/>
+    <ds:schemaRef ds:uri="http://schemas.microsoft.com/sharepoint/v3/contenttype/forms"/>
   </ds:schemaRefs>
 </ds:datastoreItem>
 </file>
@@ -7887,9 +7887,9 @@
 </file>
 
 <file path=customXml/itemProps4.xml><?xml version="1.0" encoding="utf-8"?>
-<ds:datastoreItem xmlns:ds="http://schemas.openxmlformats.org/officeDocument/2006/customXml" ds:itemID="{E493B384-5959-4C45-9655-8DF86CBBBA28}">
+<ds:datastoreItem xmlns:ds="http://schemas.openxmlformats.org/officeDocument/2006/customXml" ds:itemID="{A7891809-19BA-4549-9568-CF8197FC923A}">
   <ds:schemaRefs>
-    <ds:schemaRef ds:uri="http://schemas.microsoft.com/sharepoint/v3/contenttype/forms"/>
+    <ds:schemaRef ds:uri="http://schemas.openxmlformats.org/officeDocument/2006/bibliography"/>
   </ds:schemaRefs>
 </ds:datastoreItem>
 </file>